--- a/public/Greencoat_Nursery_CIC_Whistleblowing_Policy_Mar2026.docx
+++ b/public/Greencoat_Nursery_CIC_Whistleblowing_Policy_Mar2026.docx
@@ -216,7 +216,7 @@
           <w:rFonts w:ascii="Calibri" w:hAnsi="Calibri" w:cs="Calibri"/>
           <w:color w:val="000000"/>
         </w:rPr>
-        <w:t xml:space="preserve">Whistleblowing is the term used when a worker passes on information concerning wrongdoing. </w:t>
+        <w:t xml:space="preserve">Whistleblowing is the term used when a worker passes on information concerning wrongdoing. Whistleblowing is distinct from a personal grievance. A grievance is a complaint about how you personally have been treated — for example, a dispute about pay, working hours, or a conflict with a colleague. Personal grievances should be raised through the Greencoat Grievance Procedure, not through this policy. Whistleblowing, by contrast, involves concerns that are in the public interest — such as harm to children, illegal conduct, or a failure of safeguarding — and is protected by law under the Public Interest Disclosure Act 1998. If you are unsure which applies to your situation, speak to a Director in the first instance. </w:t>
       </w:r>
     </w:p>
     <w:p>
@@ -717,6 +717,132 @@
       </w:r>
     </w:p>
     <w:p>
+      <w:pPr/>
+      <w:r>
+        <w:rPr>
+          <w:rFonts w:ascii="Calibri" w:hAnsi="Calibri"/>
+        </w:rPr>
+        <w:t xml:space="preserve"/>
+      </w:r>
+    </w:p>
+    <w:p>
+      <w:pPr>
+        <w:pStyle w:val="Heading2"/>
+      </w:pPr>
+      <w:r>
+        <w:rPr>
+          <w:rFonts w:ascii="Calibri" w:hAnsi="Calibri"/>
+        </w:rPr>
+        <w:t>How to raise a concern — practical steps for staff</w:t>
+      </w:r>
+    </w:p>
+    <w:p>
+      <w:pPr/>
+      <w:r>
+        <w:rPr>
+          <w:rFonts w:ascii="Calibri" w:hAnsi="Calibri"/>
+        </w:rPr>
+        <w:t xml:space="preserve">If something is worrying you — whether it is a safeguarding concern, a colleague's behaviour, financial irregularity, or anything else covered by this policy — take these steps:</w:t>
+      </w:r>
+    </w:p>
+    <w:p>
+      <w:pPr>
+        <w:numPr>
+          <w:ilvl w:val="0"/>
+          <w:numId w:val="14"/>
+        </w:numPr>
+      </w:pPr>
+      <w:r>
+        <w:rPr>
+          <w:rFonts w:ascii="Calibri" w:hAnsi="Calibri"/>
+        </w:rPr>
+        <w:t xml:space="preserve">Step 1 — Speak to your site manager. This is the right first step for most concerns and can often resolve things quickly.</w:t>
+      </w:r>
+    </w:p>
+    <w:p>
+      <w:pPr>
+        <w:numPr>
+          <w:ilvl w:val="0"/>
+          <w:numId w:val="14"/>
+        </w:numPr>
+      </w:pPr>
+      <w:r>
+        <w:rPr>
+          <w:rFonts w:ascii="Calibri" w:hAnsi="Calibri"/>
+        </w:rPr>
+        <w:t xml:space="preserve">Step 2 — If unresolved, or if you cannot raise it with your manager, contact a Director: Taz Khan (07525 536007) or Kubir Hussain. If the concern involves both Directors, go directly to Step 3.</w:t>
+      </w:r>
+    </w:p>
+    <w:p>
+      <w:pPr>
+        <w:numPr>
+          <w:ilvl w:val="0"/>
+          <w:numId w:val="14"/>
+        </w:numPr>
+      </w:pPr>
+      <w:r>
+        <w:rPr>
+          <w:rFonts w:ascii="Calibri" w:hAnsi="Calibri"/>
+        </w:rPr>
+        <w:t xml:space="preserve">Step 3 — Contact the LADO (0121 675 1669) for concerns about staff conduct, or CASS (0121 303 1888) for child welfare concerns. If you believe the nursery is not acting on a child protection concern, contact the NSPCC Whistleblowing Advice Line (0800 028 0285, free, confidential, available Mon–Fri 8am–8pm, weekends 9am–6pm). You can remain anonymous.</w:t>
+      </w:r>
+    </w:p>
+    <w:p>
+      <w:pPr>
+        <w:numPr>
+          <w:ilvl w:val="0"/>
+          <w:numId w:val="14"/>
+        </w:numPr>
+      </w:pPr>
+      <w:r>
+        <w:rPr>
+          <w:rFonts w:ascii="Calibri" w:hAnsi="Calibri"/>
+        </w:rPr>
+        <w:t xml:space="preserve">If you want to report anonymously: contact the NSPCC Whistleblowing Advice Line (0800 028 0285, free and confidential, Mon–Fri 8am–8pm, weekends 9am–6pm). You can also report to the LADO without naming yourself. The NSPCC is a legally prescribed whistleblowing body for child welfare — you are protected from detriment for contacting them.</w:t>
+      </w:r>
+    </w:p>
+    <w:p>
+      <w:pPr>
+        <w:numPr>
+          <w:ilvl w:val="0"/>
+          <w:numId w:val="14"/>
+        </w:numPr>
+      </w:pPr>
+      <w:r>
+        <w:rPr>
+          <w:rFonts w:ascii="Calibri" w:hAnsi="Calibri"/>
+        </w:rPr>
+        <w:t xml:space="preserve">Write down what you saw or heard — factually, with dates and times — as soon as possible. This protects you and ensures accuracy.</w:t>
+      </w:r>
+    </w:p>
+    <w:p>
+      <w:pPr/>
+      <w:r>
+        <w:rPr>
+          <w:rFonts w:ascii="Calibri" w:hAnsi="Calibri"/>
+        </w:rPr>
+        <w:t xml:space="preserve"/>
+      </w:r>
+    </w:p>
+    <w:p>
+      <w:pPr/>
+      <w:r>
+        <w:rPr>
+          <w:rFonts w:ascii="Calibri" w:hAnsi="Calibri"/>
+        </w:rPr>
+        <w:t xml:space="preserve">You will not face any detriment for raising a genuine concern. If you feel you have been treated unfairly as a result of whistleblowing, follow the Escalation steps below or contact ACAS (0300 123 1100).</w:t>
+      </w:r>
+    </w:p>
+    <w:p>
+      <w:pPr/>
+      <w:r>
+        <w:rPr>
+          <w:rFonts w:ascii="Calibri" w:hAnsi="Calibri"/>
+        </w:rPr>
+        <w:t xml:space="preserve"/>
+      </w:r>
+    </w:p>
+    <w:p>
       <w:pPr>
         <w:numPr>
           <w:ilvl w:val="0"/>
@@ -932,7 +1058,7 @@
         <w:rPr>
           <w:rFonts w:ascii="Calibri" w:hAnsi="Calibri" w:cs="Calibri"/>
         </w:rPr>
-        <w:t xml:space="preserve">Step 1 — Internal escalation: raise the concern directly with Taz Khan, Director (07525 536007), if the original concern was handled at site manager level. If the concern relates directly to the Director, proceed to Step 2</w:t>
+        <w:t xml:space="preserve">Step 1 — Speak to your site manager. Most concerns can and should be resolved here first.</w:t>
       </w:r>
     </w:p>
     <w:p>
@@ -950,7 +1076,7 @@
         <w:rPr>
           <w:rFonts w:ascii="Calibri" w:hAnsi="Calibri" w:cs="Calibri"/>
         </w:rPr>
-        <w:t xml:space="preserve">Step 2 — External escalation: contact the relevant external authority. For safeguarding concerns: the LADO (0121 675 1669) or Birmingham Safeguarding Children Partnership. For regulatory concerns: Ofsted (0300 123 1231). For employment rights concerns: ACAS (0300 123 1100) or the NSPCC Whistleblowing Advice Line (0800 028 0285)</w:t>
+        <w:t xml:space="preserve">Step 2 — Contact a Director: Taz Khan (07525 536007) or Kubir Hussain. If the concern involves both Directors, proceed to Step 3 — Contact the LADO (Birmingham City Council, 0121 675 1669) for concerns involving a member of staff, or CASS (0121 303 1888) for concerns about a child. For concerns about the nursery not acting on safeguarding concerns, contact Ofsted (0300 123 4666)</w:t>
       </w:r>
     </w:p>
     <w:p>
